--- a/Daly stand-up.docx
+++ b/Daly stand-up.docx
@@ -360,14 +360,7 @@
           <w:sz w:val="24"/>
           <w:szCs w:val="24"/>
         </w:rPr>
-        <w:t xml:space="preserve"> -------szabadnap</w:t>
-      </w:r>
-      <w:r>
-        <w:rPr>
-          <w:sz w:val="24"/>
-          <w:szCs w:val="24"/>
-        </w:rPr>
-        <w:t>-------</w:t>
+        <w:t xml:space="preserve"> -------szabadnap-------</w:t>
       </w:r>
     </w:p>
     <w:p>
@@ -512,6 +505,23 @@
           <w:szCs w:val="24"/>
         </w:rPr>
         <w:t>-index.html oldal ellenőrzése és befejezése</w:t>
+      </w:r>
+    </w:p>
+    <w:p>
+      <w:pPr>
+        <w:ind w:left="708"/>
+        <w:rPr>
+          <w:sz w:val="24"/>
+          <w:szCs w:val="24"/>
+        </w:rPr>
+      </w:pPr>
+      <w:r>
+        <w:rPr>
+          <w:sz w:val="24"/>
+          <w:szCs w:val="24"/>
+        </w:rPr>
+        <w:tab/>
+        <w:t>-kosaras weboldal létrehozása</w:t>
       </w:r>
       <w:bookmarkStart w:id="0" w:name="_GoBack"/>
       <w:bookmarkEnd w:id="0"/>
